--- a/docs/files/dag1/huiswerk/Oefenopdrachten.docx
+++ b/docs/files/dag1/huiswerk/Oefenopdrachten.docx
@@ -15,7 +15,7 @@
         <w:spacing w:after="120"/>
       </w:pPr>
       <w:r>
-        <w:t xml:space="preserve">De data voor deze oefenopdrachten is de AdventureWorks-database (schema SalesLT) die je in de training gebruikt: open https://sql-workbench.com, voer 00_start.sql uit en je kunt aan de slag. Producten hebben een StandardCost (productiekosten) en een ListPrice (aanbevolen verkoopprijs) in SalesLT.Product. Bij een bestelling wordt de daadwerkelijke UnitPrice vastgelegd in SalesLT.SalesOrderDetail. Maak minimaal twee opdrachten per niveau; de uitwerkingen krijg je na dag 2.</w:t>
+        <w:t xml:space="preserve">De data voor deze oefenopdrachten is de AdventureWorks-database (schema SalesLT) die je in de training gebruikt: open het SQL-werkblad via bongersconsulting.github.io/brightminds-sql en je kunt meteen aan de slag (lukt dat niet, gebruik dan sql-workbench.com zoals beschreven op de pagina Alternatief). Producten hebben een StandardCost (productiekosten) en een ListPrice (aanbevolen verkoopprijs) in SalesLT.Product. Bij een bestelling wordt de daadwerkelijke UnitPrice vastgelegd in SalesLT.SalesOrderDetail. Maak minimaal twee opdrachten per niveau; de uitwerkingen krijg je na dag 2.</w:t>
       </w:r>
     </w:p>
     <w:p>
